--- a/day 1/ARP + OSI.docx
+++ b/day 1/ARP + OSI.docx
@@ -28,55 +28,7 @@
         <w:t>st</w:t>
       </w:r>
       <w:r>
-        <w:t xml:space="preserve"> the ARP runs to find the mac address of destination computer. While ARP the source sets the destination mac address to broadcast </w:t>
-      </w:r>
-      <w:proofErr w:type="gramStart"/>
-      <w:r>
-        <w:t>FF:FF</w:t>
-      </w:r>
-      <w:proofErr w:type="gramEnd"/>
-      <w:r>
-        <w:t>:</w:t>
-      </w:r>
-      <w:proofErr w:type="gramStart"/>
-      <w:r>
-        <w:t>FF:FF</w:t>
-      </w:r>
-      <w:proofErr w:type="gramEnd"/>
-      <w:r>
-        <w:t>:</w:t>
-      </w:r>
-      <w:proofErr w:type="gramStart"/>
-      <w:r>
-        <w:t>FF:FF</w:t>
-      </w:r>
-      <w:proofErr w:type="gramEnd"/>
-      <w:r>
-        <w:t xml:space="preserve"> then the switch broadcasts it to all the </w:t>
-      </w:r>
-      <w:proofErr w:type="gramStart"/>
-      <w:r>
-        <w:t>pc’s</w:t>
-      </w:r>
-      <w:proofErr w:type="gramEnd"/>
-      <w:r>
-        <w:t xml:space="preserve"> except for the source itself. The device whose </w:t>
-      </w:r>
-      <w:proofErr w:type="spellStart"/>
-      <w:r>
-        <w:t>ip</w:t>
-      </w:r>
-      <w:proofErr w:type="spellEnd"/>
-      <w:r>
-        <w:t xml:space="preserve"> address matches then </w:t>
-      </w:r>
-      <w:proofErr w:type="gramStart"/>
-      <w:r>
-        <w:t>replies back</w:t>
-      </w:r>
-      <w:proofErr w:type="gramEnd"/>
-      <w:r>
-        <w:t xml:space="preserve"> to the source</w:t>
+        <w:t xml:space="preserve"> the ARP runs to find the mac address of destination computer. While ARP the source sets the destination mac address to broadcast FF:FF:FF:FF:FF:FF then the switch broadcasts it to all the pc’s except for the source itself. The device whose ip address matches then replies back to the source</w:t>
       </w:r>
       <w:r>
         <w:t xml:space="preserve"> with their mac</w:t>
@@ -96,23 +48,7 @@
     <w:p>
       <w:r>
         <w:br/>
-        <w:t xml:space="preserve">Memorization </w:t>
-      </w:r>
-      <w:proofErr w:type="gramStart"/>
-      <w:r>
-        <w:t>line(</w:t>
-      </w:r>
-      <w:proofErr w:type="gramEnd"/>
-      <w:r>
-        <w:t xml:space="preserve">From </w:t>
-      </w:r>
-      <w:proofErr w:type="spellStart"/>
-      <w:r>
-        <w:t>CLaude</w:t>
-      </w:r>
-      <w:proofErr w:type="spellEnd"/>
-      <w:r>
-        <w:t xml:space="preserve">): </w:t>
+        <w:t xml:space="preserve">Memorization line(From CLaude): </w:t>
       </w:r>
     </w:p>
     <w:p>
@@ -152,13 +88,8 @@
       <w:pPr>
         <w:jc w:val="left"/>
       </w:pPr>
-      <w:proofErr w:type="gramStart"/>
-      <w:r>
-        <w:t>Seem  =</w:t>
-      </w:r>
-      <w:proofErr w:type="gramEnd"/>
-      <w:r>
-        <w:t xml:space="preserve"> Session </w:t>
+      <w:r>
+        <w:t xml:space="preserve">Seem  = Session </w:t>
       </w:r>
       <w:r>
         <w:tab/>
@@ -208,6 +139,9 @@
         <w:tab/>
         <w:t>PDU-&gt; Packet</w:t>
       </w:r>
+      <w:r>
+        <w:t xml:space="preserve"> (Layer 3)= Router</w:t>
+      </w:r>
     </w:p>
     <w:p>
       <w:r>
@@ -226,6 +160,9 @@
         <w:tab/>
         <w:t>PDU-&gt; Frame</w:t>
       </w:r>
+      <w:r>
+        <w:t xml:space="preserve"> (Layer 2)= Switch</w:t>
+      </w:r>
     </w:p>
     <w:p>
       <w:r>
@@ -241,10 +178,18 @@
         <w:tab/>
         <w:t>PDU-&gt; Bits</w:t>
       </w:r>
+      <w:r>
+        <w:tab/>
+        <w:t xml:space="preserve"> (Layer 1)= Wires</w:t>
+      </w:r>
     </w:p>
     <w:p/>
     <w:p/>
-    <w:p/>
+    <w:p>
+      <w:r>
+        <w:t>Switch doesn’t concerns with Ip address as it is layer 2 devices only handles the mac address.</w:t>
+      </w:r>
+    </w:p>
     <w:p/>
     <w:p/>
     <w:p>
@@ -302,13 +247,8 @@
           </wp:anchor>
         </w:drawing>
       </w:r>
-      <w:proofErr w:type="gramStart"/>
-      <w:r>
-        <w:t>Evidences</w:t>
-      </w:r>
-      <w:proofErr w:type="gramEnd"/>
-      <w:r>
-        <w:t>:</w:t>
+      <w:r>
+        <w:t>Evidences:</w:t>
       </w:r>
     </w:p>
     <w:p/>

--- a/day 1/ARP + OSI.docx
+++ b/day 1/ARP + OSI.docx
@@ -28,7 +28,15 @@
         <w:t>st</w:t>
       </w:r>
       <w:r>
-        <w:t xml:space="preserve"> the ARP runs to find the mac address of destination computer. While ARP the source sets the destination mac address to broadcast FF:FF:FF:FF:FF:FF then the switch broadcasts it to all the pc’s except for the source itself. The device whose ip address matches then replies back to the source</w:t>
+        <w:t xml:space="preserve"> the ARP runs to find the mac address of destination computer. While ARP the source sets the destination mac address to broadcast FF:FF:FF:FF:FF:FF then the switch broadcasts it to all the pc’s except for the source itself. The device whose </w:t>
+      </w:r>
+      <w:proofErr w:type="spellStart"/>
+      <w:r>
+        <w:t>ip</w:t>
+      </w:r>
+      <w:proofErr w:type="spellEnd"/>
+      <w:r>
+        <w:t xml:space="preserve"> address matches then replies back to the source</w:t>
       </w:r>
       <w:r>
         <w:t xml:space="preserve"> with their mac</w:t>
@@ -48,7 +56,15 @@
     <w:p>
       <w:r>
         <w:br/>
-        <w:t xml:space="preserve">Memorization line(From CLaude): </w:t>
+        <w:t xml:space="preserve">Memorization line(From </w:t>
+      </w:r>
+      <w:proofErr w:type="spellStart"/>
+      <w:r>
+        <w:t>CLaude</w:t>
+      </w:r>
+      <w:proofErr w:type="spellEnd"/>
+      <w:r>
+        <w:t xml:space="preserve">): </w:t>
       </w:r>
     </w:p>
     <w:p>
@@ -190,10 +206,17 @@
         <w:t>Switch doesn’t concerns with Ip address as it is layer 2 devices only handles the mac address.</w:t>
       </w:r>
     </w:p>
-    <w:p/>
-    <w:p/>
     <w:p>
       <w:r>
+        <w:t>.</w:t>
+      </w:r>
+    </w:p>
+    <w:p/>
+    <w:p>
+      <w:r>
+        <w:rPr>
+          <w:noProof/>
+        </w:rPr>
         <w:lastRenderedPageBreak/>
         <w:drawing>
           <wp:anchor distT="0" distB="0" distL="114300" distR="114300" simplePos="0" relativeHeight="251659264" behindDoc="0" locked="0" layoutInCell="1" allowOverlap="1" wp14:anchorId="5FC62B50" wp14:editId="65F1BC1D">
@@ -256,6 +279,9 @@
     <w:p/>
     <w:p>
       <w:r>
+        <w:rPr>
+          <w:noProof/>
+        </w:rPr>
         <w:drawing>
           <wp:anchor distT="0" distB="0" distL="114300" distR="114300" simplePos="0" relativeHeight="251663360" behindDoc="0" locked="0" layoutInCell="1" allowOverlap="1" wp14:anchorId="6E503FDB" wp14:editId="11A39315">
             <wp:simplePos x="0" y="0"/>
@@ -320,6 +346,9 @@
     <w:p/>
     <w:p>
       <w:r>
+        <w:rPr>
+          <w:noProof/>
+        </w:rPr>
         <w:drawing>
           <wp:anchor distT="0" distB="0" distL="114300" distR="114300" simplePos="0" relativeHeight="251661312" behindDoc="0" locked="0" layoutInCell="1" allowOverlap="1" wp14:anchorId="725B1A2E" wp14:editId="6340D146">
             <wp:simplePos x="0" y="0"/>
@@ -389,6 +418,9 @@
     <w:p/>
     <w:p>
       <w:r>
+        <w:rPr>
+          <w:noProof/>
+        </w:rPr>
         <w:lastRenderedPageBreak/>
         <w:drawing>
           <wp:anchor distT="0" distB="0" distL="114300" distR="114300" simplePos="0" relativeHeight="251667456" behindDoc="0" locked="0" layoutInCell="1" allowOverlap="1" wp14:anchorId="687A10A0" wp14:editId="3CD21A0E">
@@ -449,6 +481,9 @@
         </w:drawing>
       </w:r>
       <w:r>
+        <w:rPr>
+          <w:noProof/>
+        </w:rPr>
         <w:drawing>
           <wp:anchor distT="0" distB="0" distL="114300" distR="114300" simplePos="0" relativeHeight="251665408" behindDoc="0" locked="0" layoutInCell="1" allowOverlap="1" wp14:anchorId="10B4F800" wp14:editId="4DF11608">
             <wp:simplePos x="0" y="0"/>
@@ -518,6 +553,9 @@
     <w:p/>
     <w:p>
       <w:r>
+        <w:rPr>
+          <w:noProof/>
+        </w:rPr>
         <w:lastRenderedPageBreak/>
         <w:drawing>
           <wp:anchor distT="0" distB="0" distL="114300" distR="114300" simplePos="0" relativeHeight="251671552" behindDoc="0" locked="0" layoutInCell="1" allowOverlap="1" wp14:anchorId="2A9ED235" wp14:editId="0C157571">
@@ -578,6 +616,9 @@
         </w:drawing>
       </w:r>
       <w:r>
+        <w:rPr>
+          <w:noProof/>
+        </w:rPr>
         <w:drawing>
           <wp:anchor distT="0" distB="0" distL="114300" distR="114300" simplePos="0" relativeHeight="251669504" behindDoc="0" locked="0" layoutInCell="1" allowOverlap="1" wp14:anchorId="3DC85CB5" wp14:editId="0C7592E6">
             <wp:simplePos x="0" y="0"/>
